--- a/doc/mkhalil/transformer_attention_example-1-1.docx
+++ b/doc/mkhalil/transformer_attention_example-1-1.docx
@@ -5890,6 +5890,150 @@
       <w:pPr>
         <w:ind w:left="360"/>
       </w:pPr>
+      <m:oMathPara>
+        <m:oMath>
+          <m:borderBox>
+            <m:borderBoxPr>
+              <m:ctrlPr>
+                <w:rPr>
+                  <w:rFonts w:ascii="Cambria Math" w:hAnsi="Cambria Math"/>
+                </w:rPr>
+              </m:ctrlPr>
+            </m:borderBoxPr>
+            <m:e>
+              <m:f>
+                <m:fPr>
+                  <m:ctrlPr>
+                    <w:rPr>
+                      <w:rFonts w:ascii="Cambria Math" w:hAnsi="Cambria Math"/>
+                    </w:rPr>
+                  </m:ctrlPr>
+                </m:fPr>
+                <m:num>
+                  <m:r>
+                    <m:rPr>
+                      <m:sty m:val="p"/>
+                    </m:rPr>
+                    <w:rPr>
+                      <w:rFonts w:ascii="Cambria Math" w:hAnsi="Cambria Math"/>
+                    </w:rPr>
+                    <m:t>∂</m:t>
+                  </m:r>
+                  <m:r>
+                    <w:rPr>
+                      <w:rFonts w:ascii="Cambria Math" w:hAnsi="Cambria Math"/>
+                    </w:rPr>
+                    <m:t>L</m:t>
+                  </m:r>
+                </m:num>
+                <m:den>
+                  <m:r>
+                    <m:rPr>
+                      <m:sty m:val="p"/>
+                    </m:rPr>
+                    <w:rPr>
+                      <w:rFonts w:ascii="Cambria Math" w:hAnsi="Cambria Math"/>
+                    </w:rPr>
+                    <m:t>∂</m:t>
+                  </m:r>
+                  <m:r>
+                    <w:rPr>
+                      <w:rFonts w:ascii="Cambria Math" w:hAnsi="Cambria Math"/>
+                    </w:rPr>
+                    <m:t>A</m:t>
+                  </m:r>
+                </m:den>
+              </m:f>
+              <m:r>
+                <w:rPr>
+                  <w:rFonts w:ascii="Cambria Math" w:hAnsi="Cambria Math"/>
+                </w:rPr>
+                <m:t>=</m:t>
+              </m:r>
+              <m:f>
+                <m:fPr>
+                  <m:ctrlPr>
+                    <w:rPr>
+                      <w:rFonts w:ascii="Cambria Math" w:hAnsi="Cambria Math"/>
+                    </w:rPr>
+                  </m:ctrlPr>
+                </m:fPr>
+                <m:num>
+                  <m:r>
+                    <m:rPr>
+                      <m:sty m:val="p"/>
+                    </m:rPr>
+                    <w:rPr>
+                      <w:rFonts w:ascii="Cambria Math" w:hAnsi="Cambria Math"/>
+                    </w:rPr>
+                    <m:t>∂</m:t>
+                  </m:r>
+                  <m:r>
+                    <w:rPr>
+                      <w:rFonts w:ascii="Cambria Math" w:hAnsi="Cambria Math"/>
+                    </w:rPr>
+                    <m:t>L</m:t>
+                  </m:r>
+                </m:num>
+                <m:den>
+                  <m:r>
+                    <m:rPr>
+                      <m:sty m:val="p"/>
+                    </m:rPr>
+                    <w:rPr>
+                      <w:rFonts w:ascii="Cambria Math" w:hAnsi="Cambria Math"/>
+                    </w:rPr>
+                    <m:t>∂</m:t>
+                  </m:r>
+                  <m:r>
+                    <w:rPr>
+                      <w:rFonts w:ascii="Cambria Math" w:hAnsi="Cambria Math"/>
+                    </w:rPr>
+                    <m:t>Z</m:t>
+                  </m:r>
+                </m:den>
+              </m:f>
+              <m:r>
+                <m:rPr>
+                  <m:nor/>
+                </m:rPr>
+                <m:t> </m:t>
+              </m:r>
+              <m:sSup>
+                <m:sSupPr>
+                  <m:ctrlPr>
+                    <w:rPr>
+                      <w:rFonts w:ascii="Cambria Math" w:hAnsi="Cambria Math"/>
+                    </w:rPr>
+                  </m:ctrlPr>
+                </m:sSupPr>
+                <m:e>
+                  <m:r>
+                    <w:rPr>
+                      <w:rFonts w:ascii="Cambria Math" w:hAnsi="Cambria Math"/>
+                    </w:rPr>
+                    <m:t>V</m:t>
+                  </m:r>
+                </m:e>
+                <m:sup>
+                  <m:r>
+                    <w:rPr>
+                      <w:rFonts w:ascii="Cambria Math" w:hAnsi="Cambria Math"/>
+                    </w:rPr>
+                    <m:t>T</m:t>
+                  </m:r>
+                </m:sup>
+              </m:sSup>
+            </m:e>
+          </m:borderBox>
+          <m:r>
+            <w:rPr>
+              <w:rFonts w:ascii="Cambria Math" w:hAnsi="Cambria Math"/>
+            </w:rPr>
+            <w:br/>
+          </m:r>
+        </m:oMath>
+      </m:oMathPara>
     </w:p>
     <w:p>
       <w:pPr>
@@ -5998,7 +6142,6 @@
           <m:r>
             <w:rPr>
               <w:rFonts w:ascii="Cambria Math" w:eastAsia="Times New Roman" w:hAnsi="Cambria Math" w:cs="Times New Roman"/>
-              <w:i/>
               <w:sz w:val="24"/>
               <w:szCs w:val="24"/>
             </w:rPr>
@@ -6023,7 +6166,7 @@
           <w:szCs w:val="24"/>
         </w:rPr>
         <w:pict w14:anchorId="54E3772E">
-          <v:rect id="_x0000_i1123" style="width:0;height:1.5pt" o:hralign="center" o:hrstd="t" o:hr="t" fillcolor="#a0a0a0" stroked="f"/>
+          <v:rect id="_x0000_i1025" style="width:0;height:1.5pt" o:hralign="center" o:hrstd="t" o:hr="t" fillcolor="#a0a0a0" stroked="f"/>
         </w:pict>
       </w:r>
     </w:p>
@@ -6176,6 +6319,9 @@
             </m:e>
           </m:d>
           <m:r>
+            <m:rPr>
+              <m:sty m:val="p"/>
+            </m:rPr>
             <w:rPr>
               <w:rFonts w:ascii="Cambria Math" w:eastAsia="Times New Roman" w:hAnsi="Cambria Math" w:cs="Times New Roman"/>
               <w:sz w:val="24"/>
@@ -6202,7 +6348,7 @@
           <w:szCs w:val="24"/>
         </w:rPr>
         <w:pict w14:anchorId="35600E15">
-          <v:rect id="_x0000_i1124" style="width:0;height:1.5pt" o:hralign="center" o:hrstd="t" o:hr="t" fillcolor="#a0a0a0" stroked="f"/>
+          <v:rect id="_x0000_i1026" style="width:0;height:1.5pt" o:hralign="center" o:hrstd="t" o:hr="t" fillcolor="#a0a0a0" stroked="f"/>
         </w:pict>
       </w:r>
     </w:p>
@@ -6310,6 +6456,9 @@
             </m:e>
           </m:d>
           <m:r>
+            <m:rPr>
+              <m:sty m:val="p"/>
+            </m:rPr>
             <w:rPr>
               <w:rFonts w:ascii="Cambria Math" w:eastAsia="Times New Roman" w:hAnsi="Cambria Math" w:cs="Times New Roman"/>
               <w:sz w:val="24"/>
@@ -6374,7 +6523,7 @@
           <w:szCs w:val="24"/>
         </w:rPr>
         <w:pict w14:anchorId="41090476">
-          <v:rect id="_x0000_i1125" style="width:0;height:1.5pt" o:hralign="center" o:hrstd="t" o:hr="t" fillcolor="#a0a0a0" stroked="f"/>
+          <v:rect id="_x0000_i1027" style="width:0;height:1.5pt" o:hralign="center" o:hrstd="t" o:hr="t" fillcolor="#a0a0a0" stroked="f"/>
         </w:pict>
       </w:r>
     </w:p>
@@ -6452,7 +6601,6 @@
           <m:r>
             <w:rPr>
               <w:rFonts w:ascii="Cambria Math" w:eastAsia="Times New Roman" w:hAnsi="Cambria Math" w:cs="Times New Roman"/>
-              <w:i/>
               <w:sz w:val="24"/>
               <w:szCs w:val="24"/>
             </w:rPr>
@@ -6477,7 +6625,7 @@
           <w:szCs w:val="24"/>
         </w:rPr>
         <w:pict w14:anchorId="11FCEBA0">
-          <v:rect id="_x0000_i1126" style="width:0;height:1.5pt" o:hralign="center" o:hrstd="t" o:hr="t" fillcolor="#a0a0a0" stroked="f"/>
+          <v:rect id="_x0000_i1028" style="width:0;height:1.5pt" o:hralign="center" o:hrstd="t" o:hr="t" fillcolor="#a0a0a0" stroked="f"/>
         </w:pict>
       </w:r>
     </w:p>
@@ -6562,7 +6710,6 @@
           <m:r>
             <w:rPr>
               <w:rFonts w:ascii="Cambria Math" w:eastAsia="Times New Roman" w:hAnsi="Cambria Math" w:cs="Times New Roman"/>
-              <w:i/>
               <w:sz w:val="24"/>
               <w:szCs w:val="24"/>
             </w:rPr>
@@ -6581,7 +6728,6 @@
           <m:r>
             <w:rPr>
               <w:rFonts w:ascii="Cambria Math" w:eastAsia="Times New Roman" w:hAnsi="Cambria Math" w:cs="Times New Roman"/>
-              <w:i/>
               <w:sz w:val="24"/>
               <w:szCs w:val="24"/>
             </w:rPr>
@@ -6606,7 +6752,7 @@
           <w:szCs w:val="24"/>
         </w:rPr>
         <w:pict w14:anchorId="2EE81AEA">
-          <v:rect id="_x0000_i1127" style="width:0;height:1.5pt" o:hralign="center" o:hrstd="t" o:hr="t" fillcolor="#a0a0a0" stroked="f"/>
+          <v:rect id="_x0000_i1029" style="width:0;height:1.5pt" o:hralign="center" o:hrstd="t" o:hr="t" fillcolor="#a0a0a0" stroked="f"/>
         </w:pict>
       </w:r>
     </w:p>
@@ -6635,6 +6781,7 @@
           <w:sz w:val="36"/>
           <w:szCs w:val="36"/>
         </w:rPr>
+        <w:lastRenderedPageBreak/>
         <w:t>Row 2</w:t>
       </w:r>
     </w:p>
@@ -6691,7 +6838,6 @@
           <m:r>
             <w:rPr>
               <w:rFonts w:ascii="Cambria Math" w:eastAsia="Times New Roman" w:hAnsi="Cambria Math" w:cs="Times New Roman"/>
-              <w:i/>
               <w:sz w:val="24"/>
               <w:szCs w:val="24"/>
             </w:rPr>
@@ -6710,7 +6856,6 @@
           <m:r>
             <w:rPr>
               <w:rFonts w:ascii="Cambria Math" w:eastAsia="Times New Roman" w:hAnsi="Cambria Math" w:cs="Times New Roman"/>
-              <w:i/>
               <w:sz w:val="24"/>
               <w:szCs w:val="24"/>
             </w:rPr>
@@ -6735,7 +6880,7 @@
           <w:szCs w:val="24"/>
         </w:rPr>
         <w:pict w14:anchorId="195D48EB">
-          <v:rect id="_x0000_i1128" style="width:0;height:1.5pt" o:hralign="center" o:hrstd="t" o:hr="t" fillcolor="#a0a0a0" stroked="f"/>
+          <v:rect id="_x0000_i1030" style="width:0;height:1.5pt" o:hralign="center" o:hrstd="t" o:hr="t" fillcolor="#a0a0a0" stroked="f"/>
         </w:pict>
       </w:r>
     </w:p>
@@ -6820,7 +6965,6 @@
           <m:r>
             <w:rPr>
               <w:rFonts w:ascii="Cambria Math" w:eastAsia="Times New Roman" w:hAnsi="Cambria Math" w:cs="Times New Roman"/>
-              <w:i/>
               <w:sz w:val="24"/>
               <w:szCs w:val="24"/>
             </w:rPr>
@@ -6839,7 +6983,6 @@
           <m:r>
             <w:rPr>
               <w:rFonts w:ascii="Cambria Math" w:eastAsia="Times New Roman" w:hAnsi="Cambria Math" w:cs="Times New Roman"/>
-              <w:i/>
               <w:sz w:val="24"/>
               <w:szCs w:val="24"/>
             </w:rPr>
@@ -6864,7 +7007,7 @@
           <w:szCs w:val="24"/>
         </w:rPr>
         <w:pict w14:anchorId="2AC324E8">
-          <v:rect id="_x0000_i1129" style="width:0;height:1.5pt" o:hralign="center" o:hrstd="t" o:hr="t" fillcolor="#a0a0a0" stroked="f"/>
+          <v:rect id="_x0000_i1031" style="width:0;height:1.5pt" o:hralign="center" o:hrstd="t" o:hr="t" fillcolor="#a0a0a0" stroked="f"/>
         </w:pict>
       </w:r>
     </w:p>
@@ -6972,6 +7115,9 @@
             </m:e>
           </m:d>
           <m:r>
+            <m:rPr>
+              <m:sty m:val="p"/>
+            </m:rPr>
             <w:rPr>
               <w:rFonts w:ascii="Cambria Math" w:eastAsia="Times New Roman" w:hAnsi="Cambria Math" w:cs="Times New Roman"/>
               <w:sz w:val="24"/>
@@ -6998,7 +7144,7 @@
           <w:szCs w:val="24"/>
         </w:rPr>
         <w:pict w14:anchorId="1B6BA157">
-          <v:rect id="_x0000_i1130" style="width:0;height:1.5pt" o:hralign="center" o:hrstd="t" o:hr="t" fillcolor="#a0a0a0" stroked="f"/>
+          <v:rect id="_x0000_i1032" style="width:0;height:1.5pt" o:hralign="center" o:hrstd="t" o:hr="t" fillcolor="#a0a0a0" stroked="f"/>
         </w:pict>
       </w:r>
     </w:p>
@@ -7249,6 +7395,9 @@
             </m:den>
           </m:f>
           <m:r>
+            <m:rPr>
+              <m:sty m:val="p"/>
+            </m:rPr>
             <w:rPr>
               <w:rFonts w:ascii="Cambria Math" w:eastAsia="Times New Roman" w:hAnsi="Cambria Math" w:cs="Times New Roman"/>
               <w:sz w:val="24"/>
@@ -7275,7 +7424,7 @@
           <w:szCs w:val="24"/>
         </w:rPr>
         <w:pict w14:anchorId="0B193DE8">
-          <v:rect id="_x0000_i1131" style="width:0;height:1.5pt" o:hralign="center" o:hrstd="t" o:hr="t" fillcolor="#a0a0a0" stroked="f"/>
+          <v:rect id="_x0000_i1033" style="width:0;height:1.5pt" o:hralign="center" o:hrstd="t" o:hr="t" fillcolor="#a0a0a0" stroked="f"/>
         </w:pict>
       </w:r>
     </w:p>
@@ -7360,7 +7509,6 @@
           <m:r>
             <w:rPr>
               <w:rFonts w:ascii="Cambria Math" w:eastAsia="Times New Roman" w:hAnsi="Cambria Math" w:cs="Times New Roman"/>
-              <w:i/>
               <w:sz w:val="24"/>
               <w:szCs w:val="24"/>
             </w:rPr>
@@ -7410,7 +7558,6 @@
           <m:r>
             <w:rPr>
               <w:rFonts w:ascii="Cambria Math" w:eastAsia="Times New Roman" w:hAnsi="Cambria Math" w:cs="Times New Roman"/>
-              <w:i/>
               <w:sz w:val="24"/>
               <w:szCs w:val="24"/>
             </w:rPr>
@@ -7460,7 +7607,6 @@
           <m:r>
             <w:rPr>
               <w:rFonts w:ascii="Cambria Math" w:eastAsia="Times New Roman" w:hAnsi="Cambria Math" w:cs="Times New Roman"/>
-              <w:i/>
               <w:sz w:val="24"/>
               <w:szCs w:val="24"/>
             </w:rPr>
@@ -7485,7 +7631,7 @@
           <w:szCs w:val="24"/>
         </w:rPr>
         <w:pict w14:anchorId="6268A2B4">
-          <v:rect id="_x0000_i1132" style="width:0;height:1.5pt" o:hralign="center" o:hrstd="t" o:hr="t" fillcolor="#a0a0a0" stroked="f"/>
+          <v:rect id="_x0000_i1034" style="width:0;height:1.5pt" o:hralign="center" o:hrstd="t" o:hr="t" fillcolor="#a0a0a0" stroked="f"/>
         </w:pict>
       </w:r>
     </w:p>
@@ -7539,7 +7685,6 @@
           <m:r>
             <w:rPr>
               <w:rFonts w:ascii="Cambria Math" w:eastAsia="Times New Roman" w:hAnsi="Cambria Math" w:cs="Times New Roman"/>
-              <w:i/>
               <w:sz w:val="24"/>
               <w:szCs w:val="24"/>
             </w:rPr>
@@ -7564,7 +7709,7 @@
           <w:szCs w:val="24"/>
         </w:rPr>
         <w:pict w14:anchorId="6336C0C9">
-          <v:rect id="_x0000_i1133" style="width:0;height:1.5pt" o:hralign="center" o:hrstd="t" o:hr="t" fillcolor="#a0a0a0" stroked="f"/>
+          <v:rect id="_x0000_i1035" style="width:0;height:1.5pt" o:hralign="center" o:hrstd="t" o:hr="t" fillcolor="#a0a0a0" stroked="f"/>
         </w:pict>
       </w:r>
     </w:p>
@@ -7668,7 +7813,6 @@
           <m:r>
             <w:rPr>
               <w:rFonts w:ascii="Cambria Math" w:eastAsia="Times New Roman" w:hAnsi="Cambria Math" w:cs="Times New Roman"/>
-              <w:i/>
               <w:sz w:val="24"/>
               <w:szCs w:val="24"/>
             </w:rPr>
@@ -7737,7 +7881,6 @@
           <m:r>
             <w:rPr>
               <w:rFonts w:ascii="Cambria Math" w:eastAsia="Times New Roman" w:hAnsi="Cambria Math" w:cs="Times New Roman"/>
-              <w:i/>
               <w:sz w:val="24"/>
               <w:szCs w:val="24"/>
             </w:rPr>
@@ -7806,7 +7949,6 @@
           <m:r>
             <w:rPr>
               <w:rFonts w:ascii="Cambria Math" w:eastAsia="Times New Roman" w:hAnsi="Cambria Math" w:cs="Times New Roman"/>
-              <w:i/>
               <w:sz w:val="24"/>
               <w:szCs w:val="24"/>
             </w:rPr>
@@ -7831,7 +7973,7 @@
           <w:szCs w:val="24"/>
         </w:rPr>
         <w:pict w14:anchorId="468EC05A">
-          <v:rect id="_x0000_i1134" style="width:0;height:1.5pt" o:hralign="center" o:hrstd="t" o:hr="t" fillcolor="#a0a0a0" stroked="f"/>
+          <v:rect id="_x0000_i1036" style="width:0;height:1.5pt" o:hralign="center" o:hrstd="t" o:hr="t" fillcolor="#a0a0a0" stroked="f"/>
         </w:pict>
       </w:r>
     </w:p>
@@ -7961,6 +8103,9 @@
             </m:e>
           </m:d>
           <m:r>
+            <m:rPr>
+              <m:sty m:val="p"/>
+            </m:rPr>
             <w:rPr>
               <w:rFonts w:ascii="Cambria Math" w:eastAsia="Times New Roman" w:hAnsi="Cambria Math" w:cs="Times New Roman"/>
               <w:sz w:val="24"/>
@@ -7987,7 +8132,7 @@
           <w:szCs w:val="24"/>
         </w:rPr>
         <w:pict w14:anchorId="6D7614A9">
-          <v:rect id="_x0000_i1135" style="width:0;height:1.5pt" o:hralign="center" o:hrstd="t" o:hr="t" fillcolor="#a0a0a0" stroked="f"/>
+          <v:rect id="_x0000_i1037" style="width:0;height:1.5pt" o:hralign="center" o:hrstd="t" o:hr="t" fillcolor="#a0a0a0" stroked="f"/>
         </w:pict>
       </w:r>
     </w:p>
@@ -8172,7 +8317,6 @@
           <m:r>
             <w:rPr>
               <w:rFonts w:ascii="Cambria Math" w:eastAsia="Times New Roman" w:hAnsi="Cambria Math" w:cs="Times New Roman"/>
-              <w:i/>
               <w:sz w:val="24"/>
               <w:szCs w:val="24"/>
             </w:rPr>
@@ -8240,7 +8384,6 @@
           <m:r>
             <w:rPr>
               <w:rFonts w:ascii="Cambria Math" w:eastAsia="Times New Roman" w:hAnsi="Cambria Math" w:cs="Times New Roman"/>
-              <w:i/>
               <w:sz w:val="24"/>
               <w:szCs w:val="24"/>
             </w:rPr>
@@ -8259,7 +8402,6 @@
           <m:r>
             <w:rPr>
               <w:rFonts w:ascii="Cambria Math" w:eastAsia="Times New Roman" w:hAnsi="Cambria Math" w:cs="Times New Roman"/>
-              <w:i/>
               <w:sz w:val="24"/>
               <w:szCs w:val="24"/>
             </w:rPr>
@@ -8284,7 +8426,7 @@
           <w:szCs w:val="24"/>
         </w:rPr>
         <w:pict w14:anchorId="66037AAC">
-          <v:rect id="_x0000_i1136" style="width:0;height:1.5pt" o:hralign="center" o:hrstd="t" o:hr="t" fillcolor="#a0a0a0" stroked="f"/>
+          <v:rect id="_x0000_i1038" style="width:0;height:1.5pt" o:hralign="center" o:hrstd="t" o:hr="t" fillcolor="#a0a0a0" stroked="f"/>
         </w:pict>
       </w:r>
     </w:p>
@@ -8433,7 +8575,6 @@
           <m:r>
             <w:rPr>
               <w:rFonts w:ascii="Cambria Math" w:eastAsia="Times New Roman" w:hAnsi="Cambria Math" w:cs="Times New Roman"/>
-              <w:i/>
               <w:sz w:val="24"/>
               <w:szCs w:val="24"/>
             </w:rPr>
@@ -8458,7 +8599,7 @@
           <w:szCs w:val="24"/>
         </w:rPr>
         <w:pict w14:anchorId="2E860C40">
-          <v:rect id="_x0000_i1137" style="width:0;height:1.5pt" o:hralign="center" o:hrstd="t" o:hr="t" fillcolor="#a0a0a0" stroked="f"/>
+          <v:rect id="_x0000_i1039" style="width:0;height:1.5pt" o:hralign="center" o:hrstd="t" o:hr="t" fillcolor="#a0a0a0" stroked="f"/>
         </w:pict>
       </w:r>
     </w:p>
@@ -8666,6 +8807,9 @@
             </m:e>
           </m:d>
           <m:r>
+            <m:rPr>
+              <m:sty m:val="p"/>
+            </m:rPr>
             <w:rPr>
               <w:rFonts w:ascii="Cambria Math" w:eastAsia="Times New Roman" w:hAnsi="Cambria Math" w:cs="Times New Roman"/>
               <w:sz w:val="24"/>
@@ -8692,7 +8836,7 @@
           <w:szCs w:val="24"/>
         </w:rPr>
         <w:pict w14:anchorId="6790BF13">
-          <v:rect id="_x0000_i1138" style="width:0;height:1.5pt" o:hralign="center" o:hrstd="t" o:hr="t" fillcolor="#a0a0a0" stroked="f"/>
+          <v:rect id="_x0000_i1040" style="width:0;height:1.5pt" o:hralign="center" o:hrstd="t" o:hr="t" fillcolor="#a0a0a0" stroked="f"/>
         </w:pict>
       </w:r>
     </w:p>
@@ -8765,12 +8909,12 @@
               <w:sz w:val="24"/>
               <w:szCs w:val="24"/>
             </w:rPr>
+            <w:lastRenderedPageBreak/>
             <m:t>z=Wh</m:t>
           </m:r>
           <m:r>
             <w:rPr>
               <w:rFonts w:ascii="Cambria Math" w:eastAsia="Times New Roman" w:hAnsi="Cambria Math" w:cs="Times New Roman"/>
-              <w:i/>
               <w:sz w:val="24"/>
               <w:szCs w:val="24"/>
             </w:rPr>
@@ -8794,7 +8938,6 @@
           <w:sz w:val="24"/>
           <w:szCs w:val="24"/>
         </w:rPr>
-        <w:lastRenderedPageBreak/>
         <w:t>So:</w:t>
       </w:r>
     </w:p>
@@ -8860,6 +9003,9 @@
             </m:sup>
           </m:sSup>
           <m:r>
+            <m:rPr>
+              <m:sty m:val="p"/>
+            </m:rPr>
             <w:rPr>
               <w:rFonts w:ascii="Cambria Math" w:eastAsia="Times New Roman" w:hAnsi="Cambria Math" w:cs="Times New Roman"/>
               <w:sz w:val="24"/>
@@ -8886,7 +9032,7 @@
           <w:szCs w:val="24"/>
         </w:rPr>
         <w:pict w14:anchorId="36FF3536">
-          <v:rect id="_x0000_i1139" style="width:0;height:1.5pt" o:hralign="center" o:hrstd="t" o:hr="t" fillcolor="#a0a0a0" stroked="f"/>
+          <v:rect id="_x0000_i1041" style="width:0;height:1.5pt" o:hralign="center" o:hrstd="t" o:hr="t" fillcolor="#a0a0a0" stroked="f"/>
         </w:pict>
       </w:r>
     </w:p>
@@ -9031,7 +9177,6 @@
           <m:r>
             <w:rPr>
               <w:rFonts w:ascii="Cambria Math" w:eastAsia="Times New Roman" w:hAnsi="Cambria Math" w:cs="Times New Roman"/>
-              <w:i/>
               <w:sz w:val="24"/>
               <w:szCs w:val="24"/>
             </w:rPr>
@@ -9056,7 +9201,7 @@
           <w:szCs w:val="24"/>
         </w:rPr>
         <w:pict w14:anchorId="77A93560">
-          <v:rect id="_x0000_i1140" style="width:0;height:1.5pt" o:hralign="center" o:hrstd="t" o:hr="t" fillcolor="#a0a0a0" stroked="f"/>
+          <v:rect id="_x0000_i1042" style="width:0;height:1.5pt" o:hralign="center" o:hrstd="t" o:hr="t" fillcolor="#a0a0a0" stroked="f"/>
         </w:pict>
       </w:r>
     </w:p>
@@ -9104,7 +9249,7 @@
           <w:szCs w:val="24"/>
         </w:rPr>
         <w:pict w14:anchorId="31719F22">
-          <v:rect id="_x0000_i1141" style="width:0;height:1.5pt" o:hralign="center" o:hrstd="t" o:hr="t" fillcolor="#a0a0a0" stroked="f"/>
+          <v:rect id="_x0000_i1043" style="width:0;height:1.5pt" o:hralign="center" o:hrstd="t" o:hr="t" fillcolor="#a0a0a0" stroked="f"/>
         </w:pict>
       </w:r>
     </w:p>
@@ -9158,7 +9303,6 @@
           <m:r>
             <w:rPr>
               <w:rFonts w:ascii="Cambria Math" w:eastAsia="Times New Roman" w:hAnsi="Cambria Math" w:cs="Times New Roman"/>
-              <w:i/>
               <w:sz w:val="24"/>
               <w:szCs w:val="24"/>
             </w:rPr>
@@ -9177,7 +9321,6 @@
           <m:r>
             <w:rPr>
               <w:rFonts w:ascii="Cambria Math" w:eastAsia="Times New Roman" w:hAnsi="Cambria Math" w:cs="Times New Roman"/>
-              <w:i/>
               <w:sz w:val="24"/>
               <w:szCs w:val="24"/>
             </w:rPr>
@@ -9202,7 +9345,7 @@
           <w:szCs w:val="24"/>
         </w:rPr>
         <w:pict w14:anchorId="6EF2AD8C">
-          <v:rect id="_x0000_i1142" style="width:0;height:1.5pt" o:hralign="center" o:hrstd="t" o:hr="t" fillcolor="#a0a0a0" stroked="f"/>
+          <v:rect id="_x0000_i1044" style="width:0;height:1.5pt" o:hralign="center" o:hrstd="t" o:hr="t" fillcolor="#a0a0a0" stroked="f"/>
         </w:pict>
       </w:r>
     </w:p>
@@ -9256,7 +9399,6 @@
           <m:r>
             <w:rPr>
               <w:rFonts w:ascii="Cambria Math" w:eastAsia="Times New Roman" w:hAnsi="Cambria Math" w:cs="Times New Roman"/>
-              <w:i/>
               <w:sz w:val="24"/>
               <w:szCs w:val="24"/>
             </w:rPr>
@@ -9275,7 +9417,6 @@
           <m:r>
             <w:rPr>
               <w:rFonts w:ascii="Cambria Math" w:eastAsia="Times New Roman" w:hAnsi="Cambria Math" w:cs="Times New Roman"/>
-              <w:i/>
               <w:sz w:val="24"/>
               <w:szCs w:val="24"/>
             </w:rPr>
@@ -9300,7 +9441,7 @@
           <w:szCs w:val="24"/>
         </w:rPr>
         <w:pict w14:anchorId="6EF8B7A9">
-          <v:rect id="_x0000_i1143" style="width:0;height:1.5pt" o:hralign="center" o:hrstd="t" o:hr="t" fillcolor="#a0a0a0" stroked="f"/>
+          <v:rect id="_x0000_i1045" style="width:0;height:1.5pt" o:hralign="center" o:hrstd="t" o:hr="t" fillcolor="#a0a0a0" stroked="f"/>
         </w:pict>
       </w:r>
     </w:p>
@@ -9354,7 +9495,6 @@
           <m:r>
             <w:rPr>
               <w:rFonts w:ascii="Cambria Math" w:eastAsia="Times New Roman" w:hAnsi="Cambria Math" w:cs="Times New Roman"/>
-              <w:i/>
               <w:sz w:val="24"/>
               <w:szCs w:val="24"/>
             </w:rPr>
@@ -9373,7 +9513,6 @@
           <m:r>
             <w:rPr>
               <w:rFonts w:ascii="Cambria Math" w:eastAsia="Times New Roman" w:hAnsi="Cambria Math" w:cs="Times New Roman"/>
-              <w:i/>
               <w:sz w:val="24"/>
               <w:szCs w:val="24"/>
             </w:rPr>
@@ -9398,7 +9537,7 @@
           <w:szCs w:val="24"/>
         </w:rPr>
         <w:pict w14:anchorId="56AACC7F">
-          <v:rect id="_x0000_i1144" style="width:0;height:1.5pt" o:hralign="center" o:hrstd="t" o:hr="t" fillcolor="#a0a0a0" stroked="f"/>
+          <v:rect id="_x0000_i1046" style="width:0;height:1.5pt" o:hralign="center" o:hrstd="t" o:hr="t" fillcolor="#a0a0a0" stroked="f"/>
         </w:pict>
       </w:r>
     </w:p>
@@ -9562,6 +9701,9 @@
             </m:e>
           </m:d>
           <m:r>
+            <m:rPr>
+              <m:sty m:val="p"/>
+            </m:rPr>
             <w:rPr>
               <w:rFonts w:ascii="Cambria Math" w:eastAsia="Times New Roman" w:hAnsi="Cambria Math" w:cs="Times New Roman"/>
               <w:sz w:val="24"/>
@@ -9588,7 +9730,7 @@
           <w:szCs w:val="24"/>
         </w:rPr>
         <w:pict w14:anchorId="717418F2">
-          <v:rect id="_x0000_i1145" style="width:0;height:1.5pt" o:hralign="center" o:hrstd="t" o:hr="t" fillcolor="#a0a0a0" stroked="f"/>
+          <v:rect id="_x0000_i1047" style="width:0;height:1.5pt" o:hralign="center" o:hrstd="t" o:hr="t" fillcolor="#a0a0a0" stroked="f"/>
         </w:pict>
       </w:r>
     </w:p>
@@ -9717,7 +9859,6 @@
           <m:r>
             <w:rPr>
               <w:rFonts w:ascii="Cambria Math" w:eastAsia="Times New Roman" w:hAnsi="Cambria Math" w:cs="Times New Roman"/>
-              <w:i/>
               <w:sz w:val="24"/>
               <w:szCs w:val="24"/>
             </w:rPr>
@@ -9766,7 +9907,6 @@
           <m:r>
             <w:rPr>
               <w:rFonts w:ascii="Cambria Math" w:eastAsia="Times New Roman" w:hAnsi="Cambria Math" w:cs="Times New Roman"/>
-              <w:i/>
               <w:sz w:val="24"/>
               <w:szCs w:val="24"/>
             </w:rPr>
@@ -9791,7 +9931,7 @@
           <w:szCs w:val="24"/>
         </w:rPr>
         <w:pict w14:anchorId="0DEE02F0">
-          <v:rect id="_x0000_i1146" style="width:0;height:1.5pt" o:hralign="center" o:hrstd="t" o:hr="t" fillcolor="#a0a0a0" stroked="f"/>
+          <v:rect id="_x0000_i1048" style="width:0;height:1.5pt" o:hralign="center" o:hrstd="t" o:hr="t" fillcolor="#a0a0a0" stroked="f"/>
         </w:pict>
       </w:r>
     </w:p>
@@ -9845,7 +9985,6 @@
           <m:r>
             <w:rPr>
               <w:rFonts w:ascii="Cambria Math" w:eastAsia="Times New Roman" w:hAnsi="Cambria Math" w:cs="Times New Roman"/>
-              <w:i/>
               <w:sz w:val="24"/>
               <w:szCs w:val="24"/>
             </w:rPr>
@@ -9864,7 +10003,6 @@
           <m:r>
             <w:rPr>
               <w:rFonts w:ascii="Cambria Math" w:eastAsia="Times New Roman" w:hAnsi="Cambria Math" w:cs="Times New Roman"/>
-              <w:i/>
               <w:sz w:val="24"/>
               <w:szCs w:val="24"/>
             </w:rPr>
@@ -9889,7 +10027,7 @@
           <w:szCs w:val="24"/>
         </w:rPr>
         <w:pict w14:anchorId="7EF370F3">
-          <v:rect id="_x0000_i1147" style="width:0;height:1.5pt" o:hralign="center" o:hrstd="t" o:hr="t" fillcolor="#a0a0a0" stroked="f"/>
+          <v:rect id="_x0000_i1049" style="width:0;height:1.5pt" o:hralign="center" o:hrstd="t" o:hr="t" fillcolor="#a0a0a0" stroked="f"/>
         </w:pict>
       </w:r>
     </w:p>
@@ -9943,7 +10081,6 @@
           <m:r>
             <w:rPr>
               <w:rFonts w:ascii="Cambria Math" w:eastAsia="Times New Roman" w:hAnsi="Cambria Math" w:cs="Times New Roman"/>
-              <w:i/>
               <w:sz w:val="24"/>
               <w:szCs w:val="24"/>
             </w:rPr>
@@ -9962,7 +10099,6 @@
           <m:r>
             <w:rPr>
               <w:rFonts w:ascii="Cambria Math" w:eastAsia="Times New Roman" w:hAnsi="Cambria Math" w:cs="Times New Roman"/>
-              <w:i/>
               <w:sz w:val="24"/>
               <w:szCs w:val="24"/>
             </w:rPr>
@@ -9987,7 +10123,7 @@
           <w:szCs w:val="24"/>
         </w:rPr>
         <w:pict w14:anchorId="5C410A38">
-          <v:rect id="_x0000_i1148" style="width:0;height:1.5pt" o:hralign="center" o:hrstd="t" o:hr="t" fillcolor="#a0a0a0" stroked="f"/>
+          <v:rect id="_x0000_i1050" style="width:0;height:1.5pt" o:hralign="center" o:hrstd="t" o:hr="t" fillcolor="#a0a0a0" stroked="f"/>
         </w:pict>
       </w:r>
     </w:p>
@@ -10041,7 +10177,6 @@
           <m:r>
             <w:rPr>
               <w:rFonts w:ascii="Cambria Math" w:eastAsia="Times New Roman" w:hAnsi="Cambria Math" w:cs="Times New Roman"/>
-              <w:i/>
               <w:sz w:val="24"/>
               <w:szCs w:val="24"/>
             </w:rPr>
@@ -10060,7 +10195,6 @@
           <m:r>
             <w:rPr>
               <w:rFonts w:ascii="Cambria Math" w:eastAsia="Times New Roman" w:hAnsi="Cambria Math" w:cs="Times New Roman"/>
-              <w:i/>
               <w:sz w:val="24"/>
               <w:szCs w:val="24"/>
             </w:rPr>
@@ -10085,7 +10219,7 @@
           <w:szCs w:val="24"/>
         </w:rPr>
         <w:pict w14:anchorId="4631EE92">
-          <v:rect id="_x0000_i1149" style="width:0;height:1.5pt" o:hralign="center" o:hrstd="t" o:hr="t" fillcolor="#a0a0a0" stroked="f"/>
+          <v:rect id="_x0000_i1051" style="width:0;height:1.5pt" o:hralign="center" o:hrstd="t" o:hr="t" fillcolor="#a0a0a0" stroked="f"/>
         </w:pict>
       </w:r>
     </w:p>
@@ -10161,6 +10295,9 @@
           </m:sSubPr>
           <m:e>
             <m:r>
+              <m:rPr>
+                <m:sty m:val="bi"/>
+              </m:rPr>
               <w:rPr>
                 <w:rFonts w:ascii="Cambria Math" w:eastAsia="Times New Roman" w:hAnsi="Cambria Math" w:cs="Times New Roman"/>
                 <w:color w:val="auto"/>
@@ -10172,6 +10309,9 @@
           </m:e>
           <m:sub>
             <m:r>
+              <m:rPr>
+                <m:sty m:val="bi"/>
+              </m:rPr>
               <w:rPr>
                 <w:rFonts w:ascii="Cambria Math" w:eastAsia="Times New Roman" w:hAnsi="Cambria Math" w:cs="Times New Roman"/>
                 <w:color w:val="auto"/>
@@ -10183,6 +10323,9 @@
           </m:sub>
         </m:sSub>
         <m:r>
+          <m:rPr>
+            <m:sty m:val="bi"/>
+          </m:rPr>
           <w:rPr>
             <w:rFonts w:ascii="Cambria Math" w:eastAsia="Times New Roman" w:hAnsi="Cambria Math" w:cs="Times New Roman"/>
             <w:color w:val="auto"/>
@@ -10232,6 +10375,9 @@
               <m:mr>
                 <m:e>
                   <m:r>
+                    <m:rPr>
+                      <m:sty m:val="bi"/>
+                    </m:rPr>
                     <w:rPr>
                       <w:rFonts w:ascii="Cambria Math" w:eastAsia="Times New Roman" w:hAnsi="Cambria Math" w:cs="Times New Roman"/>
                       <w:color w:val="auto"/>
@@ -10243,6 +10389,9 @@
                 </m:e>
                 <m:e>
                   <m:r>
+                    <m:rPr>
+                      <m:sty m:val="bi"/>
+                    </m:rPr>
                     <w:rPr>
                       <w:rFonts w:ascii="Cambria Math" w:eastAsia="Times New Roman" w:hAnsi="Cambria Math" w:cs="Times New Roman"/>
                       <w:color w:val="auto"/>
@@ -10256,6 +10405,9 @@
               <m:mr>
                 <m:e>
                   <m:r>
+                    <m:rPr>
+                      <m:sty m:val="bi"/>
+                    </m:rPr>
                     <w:rPr>
                       <w:rFonts w:ascii="Cambria Math" w:eastAsia="Times New Roman" w:hAnsi="Cambria Math" w:cs="Times New Roman"/>
                       <w:color w:val="auto"/>
@@ -10267,6 +10419,9 @@
                 </m:e>
                 <m:e>
                   <m:r>
+                    <m:rPr>
+                      <m:sty m:val="bi"/>
+                    </m:rPr>
                     <w:rPr>
                       <w:rFonts w:ascii="Cambria Math" w:eastAsia="Times New Roman" w:hAnsi="Cambria Math" w:cs="Times New Roman"/>
                       <w:color w:val="auto"/>
@@ -10280,6 +10435,9 @@
               <m:mr>
                 <m:e>
                   <m:r>
+                    <m:rPr>
+                      <m:sty m:val="bi"/>
+                    </m:rPr>
                     <w:rPr>
                       <w:rFonts w:ascii="Cambria Math" w:eastAsia="Times New Roman" w:hAnsi="Cambria Math" w:cs="Times New Roman"/>
                       <w:color w:val="auto"/>
@@ -10291,6 +10449,9 @@
                 </m:e>
                 <m:e>
                   <m:r>
+                    <m:rPr>
+                      <m:sty m:val="bi"/>
+                    </m:rPr>
                     <w:rPr>
                       <w:rFonts w:ascii="Cambria Math" w:eastAsia="Times New Roman" w:hAnsi="Cambria Math" w:cs="Times New Roman"/>
                       <w:color w:val="auto"/>
